--- a/job-search/resumes/13_Waste_Management_Business_Analyst_III.docx
+++ b/job-search/resumes/13_Waste_Management_Business_Analyst_III.docx
@@ -56,7 +56,7 @@
     </w:p>
     <w:p>
       <w:pPr>
-        <w:spacing w:after="60" w:before="160" w:line="240" w:lineRule="auto"/>
+        <w:spacing w:after="60" w:before="140" w:line="240" w:lineRule="auto"/>
         <w:pBdr>
           <w:bottom w:val="single" w:sz="6" w:space="2" w:color="BFBFBF"/>
         </w:pBdr>
@@ -84,12 +84,12 @@
           <w:i w:val="0"/>
           <w:sz w:val="20"/>
         </w:rPr>
-        <w:t>Business analyst with 6+ years acting as the bridge between business partners and technical teams, translating business need into requirements that survive design, build, test and release. Writes user stories and acceptance criteria, authors test cases, partners with QA through defect triage, and drives UAT and business acceptance to formal sign-off. Advanced SQL and Python, Power BI and Tableau, with a track record of dashboards that cut reporting time and KPI frameworks leadership actually uses. Forecast accuracy improved 25% at Bath &amp; Body Works and 20% at GSK through statistical modelling and structured performance review. M.S. Information Systems; B.E. Industrial Engineering.</w:t>
+        <w:t>Data analyst with 6+ years turning complex, high-volume enterprise datasets into decisions, owning the work end to end from extraction and modeling through dashboards and executive reporting. Advanced SQL and Python with Power BI and Tableau — dashboards that cut reporting time 30% and KPI frameworks presented monthly to senior leadership. Writes user stories and acceptance criteria, authors test cases, partners with QA through defect triage, and drives UAT and business acceptance to formal sign-off. Forecast accuracy improved 25% at Bath &amp; Body Works and 20% at GSK through statistical modeling and structured performance review.</w:t>
       </w:r>
     </w:p>
     <w:p>
       <w:pPr>
-        <w:spacing w:after="60" w:before="160" w:line="240" w:lineRule="auto"/>
+        <w:spacing w:after="60" w:before="140" w:line="240" w:lineRule="auto"/>
         <w:pBdr>
           <w:bottom w:val="single" w:sz="6" w:space="2" w:color="BFBFBF"/>
         </w:pBdr>
@@ -117,12 +117,12 @@
           <w:i w:val="0"/>
           <w:sz w:val="19"/>
         </w:rPr>
-        <w:t>Requirements Elicitation &amp; Documentation  ·  User Stories &amp; Acceptance Criteria  ·  UAT &amp; Business Acceptance Testing  ·  Test Case Authoring &amp; QA Partnership  ·  Current/Future-State Process Analysis  ·  Requirements Traceability  ·  SQL &amp; Python Analysis  ·  Power BI &amp; Tableau Dashboards  ·  KPI Design &amp; Executive Reporting  ·  Ad-hoc &amp; Self-Service Reporting  ·  Forecasting &amp; Predictive Modeling  ·  Statistical Analysis &amp; Regression</w:t>
+        <w:t>Power BI (DAX, Power Query)  ·  data visualization  ·  operational &amp; executive reporting  ·  business intelligence  ·  stakeholder management  ·  cross-functional collaboration  ·  root cause analysis  ·  SQL &amp; Python analysis  ·  KPI design &amp; executive reporting  ·  ETL &amp; data pipeline development  ·  requirements gathering</w:t>
       </w:r>
     </w:p>
     <w:p>
       <w:pPr>
-        <w:spacing w:after="60" w:before="160" w:line="240" w:lineRule="auto"/>
+        <w:spacing w:after="60" w:before="140" w:line="240" w:lineRule="auto"/>
         <w:pBdr>
           <w:bottom w:val="single" w:sz="6" w:space="2" w:color="BFBFBF"/>
         </w:pBdr>
@@ -149,26 +149,6 @@
           <w:b/>
           <w:sz w:val="20"/>
         </w:rPr>
-        <w:t xml:space="preserve">Analytics &amp; Querying: </w:t>
-      </w:r>
-      <w:r>
-        <w:rPr>
-          <w:rFonts w:ascii="Calibri" w:hAnsi="Calibri"/>
-          <w:sz w:val="20"/>
-        </w:rPr>
-        <w:t>SQL (advanced), Python (Pandas, NumPy, Scikit-learn), Excel (advanced), SAS, VBA, PowerShell</w:t>
-      </w:r>
-    </w:p>
-    <w:p>
-      <w:pPr>
-        <w:spacing w:after="20" w:before="0" w:line="240" w:lineRule="auto"/>
-      </w:pPr>
-      <w:r>
-        <w:rPr>
-          <w:rFonts w:ascii="Calibri" w:hAnsi="Calibri"/>
-          <w:b/>
-          <w:sz w:val="20"/>
-        </w:rPr>
         <w:t xml:space="preserve">BI &amp; Visualization: </w:t>
       </w:r>
       <w:r>
@@ -176,67 +156,7 @@
           <w:rFonts w:ascii="Calibri" w:hAnsi="Calibri"/>
           <w:sz w:val="20"/>
         </w:rPr>
-        <w:t>Power BI (DAX, Power Query), Tableau, SSRS, executive dashboards, KPI scorecards</w:t>
-      </w:r>
-    </w:p>
-    <w:p>
-      <w:pPr>
-        <w:spacing w:after="20" w:before="0" w:line="240" w:lineRule="auto"/>
-      </w:pPr>
-      <w:r>
-        <w:rPr>
-          <w:rFonts w:ascii="Calibri" w:hAnsi="Calibri"/>
-          <w:b/>
-          <w:sz w:val="20"/>
-        </w:rPr>
-        <w:t xml:space="preserve">Modeling &amp; Planning: </w:t>
-      </w:r>
-      <w:r>
-        <w:rPr>
-          <w:rFonts w:ascii="Calibri" w:hAnsi="Calibri"/>
-          <w:sz w:val="20"/>
-        </w:rPr>
-        <w:t>Forecasting, demand planning, regression, statistical analysis, capacity modeling, NLP</w:t>
-      </w:r>
-    </w:p>
-    <w:p>
-      <w:pPr>
-        <w:spacing w:after="20" w:before="0" w:line="240" w:lineRule="auto"/>
-      </w:pPr>
-      <w:r>
-        <w:rPr>
-          <w:rFonts w:ascii="Calibri" w:hAnsi="Calibri"/>
-          <w:b/>
-          <w:sz w:val="20"/>
-        </w:rPr>
-        <w:t xml:space="preserve">Business Analysis: </w:t>
-      </w:r>
-      <w:r>
-        <w:rPr>
-          <w:rFonts w:ascii="Calibri" w:hAnsi="Calibri"/>
-          <w:sz w:val="20"/>
-        </w:rPr>
-        <w:t>Requirements elicitation, functional &amp; non-functional specs, user stories, acceptance criteria, process flows (Visio), current/future-state and gap analysis</w:t>
-      </w:r>
-    </w:p>
-    <w:p>
-      <w:pPr>
-        <w:spacing w:after="20" w:before="0" w:line="240" w:lineRule="auto"/>
-      </w:pPr>
-      <w:r>
-        <w:rPr>
-          <w:rFonts w:ascii="Calibri" w:hAnsi="Calibri"/>
-          <w:b/>
-          <w:sz w:val="20"/>
-        </w:rPr>
-        <w:t xml:space="preserve">Testing &amp; Quality: </w:t>
-      </w:r>
-      <w:r>
-        <w:rPr>
-          <w:rFonts w:ascii="Calibri" w:hAnsi="Calibri"/>
-          <w:sz w:val="20"/>
-        </w:rPr>
-        <w:t>Test scenarios &amp; test cases, test data preparation, QA partnership, defect triage, UAT and business acceptance</w:t>
+        <w:t>Power BI (DAX, Power Query), data visualization, operational &amp; executive reporting, business intelligence, Tableau, SSRS, dashboards, KPI design &amp; monitoring</w:t>
       </w:r>
     </w:p>
     <w:p>
@@ -256,12 +176,92 @@
           <w:rFonts w:ascii="Calibri" w:hAnsi="Calibri"/>
           <w:sz w:val="20"/>
         </w:rPr>
-        <w:t>Agile/Scrum, SAFe, Waterfall, hybrid delivery, JIRA, Confluence, Smartsheet, Lean, root cause analysis</w:t>
+        <w:t>stakeholder management, cross-functional collaboration, Agile/Scrum, Waterfall, JIRA, Confluence</w:t>
       </w:r>
     </w:p>
     <w:p>
       <w:pPr>
-        <w:spacing w:after="60" w:before="160" w:line="240" w:lineRule="auto"/>
+        <w:spacing w:after="20" w:before="0" w:line="240" w:lineRule="auto"/>
+      </w:pPr>
+      <w:r>
+        <w:rPr>
+          <w:rFonts w:ascii="Calibri" w:hAnsi="Calibri"/>
+          <w:b/>
+          <w:sz w:val="20"/>
+        </w:rPr>
+        <w:t xml:space="preserve">Analytics &amp; Modeling: </w:t>
+      </w:r>
+      <w:r>
+        <w:rPr>
+          <w:rFonts w:ascii="Calibri" w:hAnsi="Calibri"/>
+          <w:sz w:val="20"/>
+        </w:rPr>
+        <w:t>root cause analysis, forecasting, statistical analysis</w:t>
+      </w:r>
+    </w:p>
+    <w:p>
+      <w:pPr>
+        <w:spacing w:after="20" w:before="0" w:line="240" w:lineRule="auto"/>
+      </w:pPr>
+      <w:r>
+        <w:rPr>
+          <w:rFonts w:ascii="Calibri" w:hAnsi="Calibri"/>
+          <w:b/>
+          <w:sz w:val="20"/>
+        </w:rPr>
+        <w:t xml:space="preserve">Languages &amp; Querying: </w:t>
+      </w:r>
+      <w:r>
+        <w:rPr>
+          <w:rFonts w:ascii="Calibri" w:hAnsi="Calibri"/>
+          <w:sz w:val="20"/>
+        </w:rPr>
+        <w:t>SQL (advanced), Python (Pandas, NumPy, Scikit-learn), Excel (advanced), VBA</w:t>
+      </w:r>
+    </w:p>
+    <w:p>
+      <w:pPr>
+        <w:spacing w:after="20" w:before="0" w:line="240" w:lineRule="auto"/>
+      </w:pPr>
+      <w:r>
+        <w:rPr>
+          <w:rFonts w:ascii="Calibri" w:hAnsi="Calibri"/>
+          <w:b/>
+          <w:sz w:val="20"/>
+        </w:rPr>
+        <w:t xml:space="preserve">Data Engineering: </w:t>
+      </w:r>
+      <w:r>
+        <w:rPr>
+          <w:rFonts w:ascii="Calibri" w:hAnsi="Calibri"/>
+          <w:sz w:val="20"/>
+        </w:rPr>
+        <w:t>ETL pipeline development, Informatica, data modeling, system &amp; data integration</w:t>
+      </w:r>
+    </w:p>
+    <w:p>
+      <w:pPr>
+        <w:spacing w:after="20" w:before="0" w:line="240" w:lineRule="auto"/>
+      </w:pPr>
+      <w:r>
+        <w:rPr>
+          <w:rFonts w:ascii="Calibri" w:hAnsi="Calibri"/>
+          <w:b/>
+          <w:sz w:val="20"/>
+        </w:rPr>
+        <w:t xml:space="preserve">Enterprise Platforms: </w:t>
+      </w:r>
+      <w:r>
+        <w:rPr>
+          <w:rFonts w:ascii="Calibri" w:hAnsi="Calibri"/>
+          <w:sz w:val="20"/>
+        </w:rPr>
+        <w:t>SAP (SD, MM, CRM, PP, WLM), SQL Server, Snowflake</w:t>
+      </w:r>
+    </w:p>
+    <w:p>
+      <w:pPr>
+        <w:spacing w:after="60" w:before="140" w:line="240" w:lineRule="auto"/>
         <w:pBdr>
           <w:bottom w:val="single" w:sz="6" w:space="2" w:color="BFBFBF"/>
         </w:pBdr>
@@ -345,7 +345,7 @@
           <w:rFonts w:ascii="Calibri" w:hAnsi="Calibri"/>
           <w:sz w:val="20"/>
         </w:rPr>
-        <w:t>Partnered with product and operations teams to turn analysis into process improvements, contributing to a $10,000 monthly labor cost reduction.</w:t>
+        <w:t>Lead a monthly executive reporting cadence, presenting dashboard-driven insight on performance, risks and trends to align senior leadership on priorities.</w:t>
       </w:r>
     </w:p>
     <w:p>
@@ -373,21 +373,7 @@
           <w:rFonts w:ascii="Calibri" w:hAnsi="Calibri"/>
           <w:sz w:val="20"/>
         </w:rPr>
-        <w:t>Lead a monthly executive reporting cadence, presenting dashboard-driven insight on performance, risks and trends to align senior leadership on priorities.</w:t>
-      </w:r>
-    </w:p>
-    <w:p>
-      <w:pPr>
-        <w:pStyle w:val="ListBullet"/>
-        <w:spacing w:after="40" w:before="0" w:line="240" w:lineRule="auto"/>
-        <w:ind w:left="259" w:hanging="187"/>
-      </w:pPr>
-      <w:r>
-        <w:rPr>
-          <w:rFonts w:ascii="Calibri" w:hAnsi="Calibri"/>
-          <w:sz w:val="20"/>
-        </w:rPr>
-        <w:t>Serve as an expert resource to report consumers and mentor junior analysts on analytical methods, documentation standards and stakeholder communication.</w:t>
+        <w:t>Partnered with product and operations teams to turn analysis into process improvements, contributing to a $10,000 monthly labor cost reduction.</w:t>
       </w:r>
     </w:p>
     <w:p>
@@ -416,6 +402,20 @@
           <w:sz w:val="20"/>
         </w:rPr>
         <w:t>Elicit business, functional and non-functional requirements from non-technical stakeholders and translate them into documented specifications, user stories and acceptance criteria.</w:t>
+      </w:r>
+    </w:p>
+    <w:p>
+      <w:pPr>
+        <w:pStyle w:val="ListBullet"/>
+        <w:spacing w:after="40" w:before="0" w:line="240" w:lineRule="auto"/>
+        <w:ind w:left="259" w:hanging="187"/>
+      </w:pPr>
+      <w:r>
+        <w:rPr>
+          <w:rFonts w:ascii="Calibri" w:hAnsi="Calibri"/>
+          <w:sz w:val="20"/>
+        </w:rPr>
+        <w:t>Build and automate Python and SQL data pipelines and reporting applications released through CI/CD practices on cloud infrastructure.</w:t>
       </w:r>
     </w:p>
     <w:p>
@@ -471,7 +471,7 @@
           <w:rFonts w:ascii="Calibri" w:hAnsi="Calibri"/>
           <w:sz w:val="20"/>
         </w:rPr>
-        <w:t>Led migration of manual data processes into SAP, applying master data management and validation controls to achieve 100% data integrity and cut data entry errors 40%.</w:t>
+        <w:t>Managed and analyzed data for 1,000+ pharmaceutical SKUs across East and West Africa, building reporting infrastructure to monitor supply-demand balance and flag inventory risk in real time.</w:t>
       </w:r>
     </w:p>
     <w:p>
@@ -499,7 +499,35 @@
           <w:rFonts w:ascii="Calibri" w:hAnsi="Calibri"/>
           <w:sz w:val="20"/>
         </w:rPr>
-        <w:t>Managed and analyzed data for 1,000+ pharmaceutical SKUs across East and West Africa, building reporting infrastructure to monitor supply-demand balance and flag inventory risk in real time.</w:t>
+        <w:t>Led migration of manual data processes into SAP, applying master data management and validation controls to achieve 100% data integrity and cut data entry errors 40%.</w:t>
+      </w:r>
+    </w:p>
+    <w:p>
+      <w:pPr>
+        <w:pStyle w:val="ListBullet"/>
+        <w:spacing w:after="40" w:before="0" w:line="240" w:lineRule="auto"/>
+        <w:ind w:left="259" w:hanging="187"/>
+      </w:pPr>
+      <w:r>
+        <w:rPr>
+          <w:rFonts w:ascii="Calibri" w:hAnsi="Calibri"/>
+          <w:sz w:val="20"/>
+        </w:rPr>
+        <w:t>Integrated SSRS with SQL Server and Excel to automate reporting pipelines, eliminating manual reporting effort and improving data accessibility for business and IT teams.</w:t>
+      </w:r>
+    </w:p>
+    <w:p>
+      <w:pPr>
+        <w:pStyle w:val="ListBullet"/>
+        <w:spacing w:after="40" w:before="0" w:line="240" w:lineRule="auto"/>
+        <w:ind w:left="259" w:hanging="187"/>
+      </w:pPr>
+      <w:r>
+        <w:rPr>
+          <w:rFonts w:ascii="Calibri" w:hAnsi="Calibri"/>
+          <w:sz w:val="20"/>
+        </w:rPr>
+        <w:t>Ran daily supply-demand gap analysis using VBA, Power BI, Tableau and PowerShell, reducing stockouts 30% through proactive insight delivery.</w:t>
       </w:r>
     </w:p>
     <w:p>
@@ -518,35 +546,7 @@
     </w:p>
     <w:p>
       <w:pPr>
-        <w:pStyle w:val="ListBullet"/>
-        <w:spacing w:after="40" w:before="0" w:line="240" w:lineRule="auto"/>
-        <w:ind w:left="259" w:hanging="187"/>
-      </w:pPr>
-      <w:r>
-        <w:rPr>
-          <w:rFonts w:ascii="Calibri" w:hAnsi="Calibri"/>
-          <w:sz w:val="20"/>
-        </w:rPr>
-        <w:t>Performed impact and scope analysis across supported applications and integrations, identifying systems impacts, dependencies and requirement gaps before build.</w:t>
-      </w:r>
-    </w:p>
-    <w:p>
-      <w:pPr>
-        <w:pStyle w:val="ListBullet"/>
-        <w:spacing w:after="40" w:before="0" w:line="240" w:lineRule="auto"/>
-        <w:ind w:left="259" w:hanging="187"/>
-      </w:pPr>
-      <w:r>
-        <w:rPr>
-          <w:rFonts w:ascii="Calibri" w:hAnsi="Calibri"/>
-          <w:sz w:val="20"/>
-        </w:rPr>
-        <w:t>Integrated SSRS with SQL Server and Excel to automate reporting pipelines, eliminating manual reporting effort and improving data accessibility for business and IT teams.</w:t>
-      </w:r>
-    </w:p>
-    <w:p>
-      <w:pPr>
-        <w:spacing w:after="60" w:before="160" w:line="240" w:lineRule="auto"/>
+        <w:spacing w:after="60" w:before="140" w:line="240" w:lineRule="auto"/>
         <w:pBdr>
           <w:bottom w:val="single" w:sz="6" w:space="2" w:color="BFBFBF"/>
         </w:pBdr>
@@ -621,7 +621,7 @@
     </w:p>
     <w:sectPr>
       <w:pgSz w:w="12240" w:h="15840"/>
-      <w:pgMar w:top="720" w:right="936" w:bottom="720" w:left="936" w:header="720" w:footer="720" w:gutter="0"/>
+      <w:pgMar w:top="720" w:right="864" w:bottom="720" w:left="864" w:header="720" w:footer="720" w:gutter="0"/>
       <w:cols w:space="720"/>
       <w:docGrid w:linePitch="360"/>
     </w:sectPr>
